--- a/research/JCI_SUBMISSION_2026-08-28/01_MANUSCRIPT/Young_Wikes_JCI_Documentation_Quality_Public_Records.docx
+++ b/research/JCI_SUBMISSION_2026-08-28/01_MANUSCRIPT/Young_Wikes_JCI_Documentation_Quality_Public_Records.docx
@@ -2036,10 +2036,10 @@
         <w:rPr>
           <w:rFonts w:ascii="Consolas" w:hAnsi="Consolas"/>
         </w:rPr>
-        <w:t xml:space="preserve">analysis_foil_2026-08-28.py</w:t>
-      </w:r>
-      <w:r>
-        <w:t xml:space="preserve">, which uses only the Python standard library and verifies each figure against the manuscript text on every run, and which carries the note-coding frame so the Section 5.3 coding can be audited case by case. Fisher's exact test, the Wilson interval, Cohen's kappa and Gwet's AC1 are written out in that file rather than imported. The blind second read of Section 5.7, its per-case answers and every coefficient are held in </w:t>
+        <w:t xml:space="preserve">analysis.py</w:t>
+      </w:r>
+      <w:r>
+        <w:t xml:space="preserve">, which uses only the Python standard library, needs no network access, and verifies each figure against the manuscript text on every run. It computes the Section 5.3 cell counts from the construct coding frame and the Section 5.4 groups from the structural coding frame, so the chain from case to coding to result is a file at every step. Fisher's exact test, the Wilson interval, Cohen's kappa and Gwet's AC1 are written out in that file rather than imported. The blind second read of Section 5.7, its per-case answers and every coefficient are held in </w:t>
       </w:r>
       <w:r>
         <w:rPr>

--- a/research/JCI_SUBMISSION_2026-08-28/01_MANUSCRIPT/Young_Wikes_JCI_Documentation_Quality_Public_Records.docx
+++ b/research/JCI_SUBMISSION_2026-08-28/01_MANUSCRIPT/Young_Wikes_JCI_Documentation_Quality_Public_Records.docx
@@ -1872,7 +1872,7 @@
         <w:spacing w:after="140"/>
       </w:pPr>
       <w:r>
-        <w:t xml:space="preserve">The cross-domain observation in Section 5.6 is not a result of this study. It belongs to a separate employment-law corpus of 20 adjudicated matters, with 22 matters screened before two were excluded under that study's stated inclusion criteria, collected by a different reviewer, is reported in full in a companion manuscript, and is cited here only as a test of the boundary condition proposed in Section 5.5.</w:t>
+        <w:t xml:space="preserve">The cross-domain observation in Section 5.6 is not a result of this study. It belongs to a separate employment-law corpus of 20 adjudicated matters, screened from 22 before two were excluded under that study's stated inclusion criteria. That corpus was collected by a different reviewer and is reported in full in a companion manuscript. It is cited here only as a test of the boundary condition proposed in Section 5.5.</w:t>
       </w:r>
     </w:p>
     <w:p>

--- a/research/JCI_SUBMISSION_2026-08-28/01_MANUSCRIPT/Young_Wikes_JCI_Documentation_Quality_Public_Records.docx
+++ b/research/JCI_SUBMISSION_2026-08-28/01_MANUSCRIPT/Young_Wikes_JCI_Documentation_Quality_Public_Records.docx
@@ -1989,7 +1989,7 @@
         <w:spacing w:after="140"/>
       </w:pPr>
       <w:r>
-        <w:t xml:space="preserve">New York appellate and trial-level decisions: NY Appellate Division FOIL email-disclosure decision (2026); 2020 NY Slip Op 50815(U); 5 NY3d 84 (2005); 4 NY3d 477 (2005); 31 NY3d 217 (2018); 2024 NY Slip Op 04071; 2024 NY Slip Op 24247; 2025 NY Slip Op 00220; 2025 NY Slip Op 00723; 2025 NY Slip Op 01009; 2025 NY Slip Op 01010; 2025 NY Slip Op 01933; 2025 NY Slip Op 02207; 2025 NY Slip Op 03102; 2025 NY Slip Op 03331; 2025 NY Slip Op 05783; 2025 NY Slip Op 30848(U); 2025 NY Slip Op 32688(U).</w:t>
+        <w:t xml:space="preserve">New York appellate and trial-level decisions: Matter of Russell v Town of Mount Pleasant, N.Y., 2026 NY Slip Op 00966; 2020 NY Slip Op 50815(U); 5 NY3d 84 (2005); 4 NY3d 477 (2005); 31 NY3d 217 (2018); 2024 NY Slip Op 04071; 2024 NY Slip Op 24247; 2025 NY Slip Op 00220; 2025 NY Slip Op 00723; 2025 NY Slip Op 01009; 2025 NY Slip Op 01010; 2025 NY Slip Op 01933; 2025 NY Slip Op 02207; 2025 NY Slip Op 03102; 2025 NY Slip Op 03331; 2025 NY Slip Op 05783; 2025 NY Slip Op 30848(U); 2025 NY Slip Op 32688(U).</w:t>
       </w:r>
     </w:p>
     <w:p>
@@ -2013,7 +2013,7 @@
         <w:spacing w:after="140"/>
       </w:pPr>
       <w:r>
-        <w:t xml:space="preserve">Compliance audits: New York State Comptroller, compliance with Freedom of Information Law requirements (2020, 2021, 2023); New York City Comptroller, review of the New York City Police Department's body-worn-camera program.</w:t>
+        <w:t xml:space="preserve">Compliance audits: New York State Comptroller, compliance with Freedom of Information Law requirements (2020, 2021, 2023); New York City Comptroller, Review of the New York City Police Department's Body-Worn Camera Program (2025).</w:t>
       </w:r>
     </w:p>
     <w:p>
